--- a/s3/DSY2201_Exp1_S3_instrucciones_especificas_actividad-B.docx
+++ b/s3/DSY2201_Exp1_S3_instrucciones_especificas_actividad-B.docx
@@ -8,7 +8,7 @@
           <w:noProof/>
         </w:rPr>
         <w:drawing>
-          <wp:anchor distT="0" distB="0" distL="114300" distR="114300" simplePos="0" relativeHeight="251699200" behindDoc="0" locked="0" layoutInCell="1" allowOverlap="1" wp14:anchorId="42AC48BD" wp14:editId="0CF161DC">
+          <wp:anchor distT="0" distB="0" distL="114300" distR="114300" simplePos="0" relativeHeight="251699200" behindDoc="0" locked="0" layoutInCell="1" allowOverlap="1" wp14:anchorId="42AC48BD" wp14:editId="5CCC7A85">
             <wp:simplePos x="0" y="0"/>
             <wp:positionH relativeFrom="column">
               <wp:posOffset>1948682</wp:posOffset>
@@ -1284,7 +1284,7 @@
           <w:noProof/>
         </w:rPr>
         <w:drawing>
-          <wp:anchor distT="0" distB="0" distL="114300" distR="114300" simplePos="0" relativeHeight="251706368" behindDoc="0" locked="0" layoutInCell="1" allowOverlap="1" wp14:anchorId="0E1E4F56" wp14:editId="122E153C">
+          <wp:anchor distT="0" distB="0" distL="114300" distR="114300" simplePos="0" relativeHeight="251706368" behindDoc="0" locked="0" layoutInCell="1" allowOverlap="1" wp14:anchorId="0E1E4F56" wp14:editId="3D36078D">
             <wp:simplePos x="0" y="0"/>
             <wp:positionH relativeFrom="column">
               <wp:posOffset>1642954</wp:posOffset>
@@ -6448,10 +6448,6 @@
 </file>
 
 <file path=customXml/item1.xml><?xml version="1.0" encoding="utf-8"?>
-<b:Sources xmlns:b="http://schemas.openxmlformats.org/officeDocument/2006/bibliography" xmlns="http://schemas.openxmlformats.org/officeDocument/2006/bibliography" SelectedStyle="\APASixthEditionOfficeOnline.xsl" StyleName="APA" Version="6"/>
-</file>
-
-<file path=customXml/item2.xml><?xml version="1.0" encoding="utf-8"?>
 <p:properties xmlns:p="http://schemas.microsoft.com/office/2006/metadata/properties" xmlns:xsi="http://www.w3.org/2001/XMLSchema-instance" xmlns:pc="http://schemas.microsoft.com/office/infopath/2007/PartnerControls">
   <documentManagement>
     <lcf76f155ced4ddcb4097134ff3c332f xmlns="4ac28f8e-eff3-459b-9c3f-a3d750efc17f">
@@ -6462,16 +6458,11 @@
 </p:properties>
 </file>
 
-<file path=customXml/item3.xml><?xml version="1.0" encoding="utf-8"?>
-<?mso-contentType ?>
-<FormTemplates xmlns="http://schemas.microsoft.com/sharepoint/v3/contenttype/forms">
-  <Display>DocumentLibraryForm</Display>
-  <Edit>DocumentLibraryForm</Edit>
-  <New>DocumentLibraryForm</New>
-</FormTemplates>
+<file path=customXml/item2.xml><?xml version="1.0" encoding="utf-8"?>
+<b:Sources xmlns:b="http://schemas.openxmlformats.org/officeDocument/2006/bibliography" xmlns="http://schemas.openxmlformats.org/officeDocument/2006/bibliography" SelectedStyle="\APASixthEditionOfficeOnline.xsl" StyleName="APA" Version="6"/>
 </file>
 
-<file path=customXml/item4.xml><?xml version="1.0" encoding="utf-8"?>
+<file path=customXml/item3.xml><?xml version="1.0" encoding="utf-8"?>
 <ct:contentTypeSchema xmlns:ct="http://schemas.microsoft.com/office/2006/metadata/contentType" xmlns:ma="http://schemas.microsoft.com/office/2006/metadata/properties/metaAttributes" ct:_="" ma:_="" ma:contentTypeName="Documento" ma:contentTypeID="0x010100B38D48FDDABDE649B57B60F28BA23090" ma:contentTypeVersion="13" ma:contentTypeDescription="Crear nuevo documento." ma:contentTypeScope="" ma:versionID="f0965e3e92fb9d75c1ba50e73108e46c">
   <xsd:schema xmlns:xsd="http://www.w3.org/2001/XMLSchema" xmlns:xs="http://www.w3.org/2001/XMLSchema" xmlns:p="http://schemas.microsoft.com/office/2006/metadata/properties" xmlns:ns2="0bd123b6-d493-4b46-a323-6435ebe897e3" xmlns:ns3="4ac28f8e-eff3-459b-9c3f-a3d750efc17f" targetNamespace="http://schemas.microsoft.com/office/2006/metadata/properties" ma:root="true" ma:fieldsID="49cdb2c48fb2ce6c795af816ad669c08" ns2:_="" ns3:_="">
     <xsd:import namespace="0bd123b6-d493-4b46-a323-6435ebe897e3"/>
@@ -6694,15 +6685,16 @@
 </ct:contentTypeSchema>
 </file>
 
-<file path=customXml/itemProps1.xml><?xml version="1.0" encoding="utf-8"?>
-<ds:datastoreItem xmlns:ds="http://schemas.openxmlformats.org/officeDocument/2006/customXml" ds:itemID="{B37753AE-8D96-4FD4-A9F4-E58C35218C79}">
-  <ds:schemaRefs>
-    <ds:schemaRef ds:uri="http://schemas.openxmlformats.org/officeDocument/2006/bibliography"/>
-  </ds:schemaRefs>
-</ds:datastoreItem>
+<file path=customXml/item4.xml><?xml version="1.0" encoding="utf-8"?>
+<?mso-contentType ?>
+<FormTemplates xmlns="http://schemas.microsoft.com/sharepoint/v3/contenttype/forms">
+  <Display>DocumentLibraryForm</Display>
+  <Edit>DocumentLibraryForm</Edit>
+  <New>DocumentLibraryForm</New>
+</FormTemplates>
 </file>
 
-<file path=customXml/itemProps2.xml><?xml version="1.0" encoding="utf-8"?>
+<file path=customXml/itemProps1.xml><?xml version="1.0" encoding="utf-8"?>
 <ds:datastoreItem xmlns:ds="http://schemas.openxmlformats.org/officeDocument/2006/customXml" ds:itemID="{74D9FEF5-665F-46AE-959A-636062D232CB}">
   <ds:schemaRefs>
     <ds:schemaRef ds:uri="http://schemas.microsoft.com/office/2006/metadata/properties"/>
@@ -6713,15 +6705,15 @@
 </ds:datastoreItem>
 </file>
 
-<file path=customXml/itemProps3.xml><?xml version="1.0" encoding="utf-8"?>
-<ds:datastoreItem xmlns:ds="http://schemas.openxmlformats.org/officeDocument/2006/customXml" ds:itemID="{B123A5A5-C04E-40C2-A6AE-9CA90B3947A9}">
+<file path=customXml/itemProps2.xml><?xml version="1.0" encoding="utf-8"?>
+<ds:datastoreItem xmlns:ds="http://schemas.openxmlformats.org/officeDocument/2006/customXml" ds:itemID="{B37753AE-8D96-4FD4-A9F4-E58C35218C79}">
   <ds:schemaRefs>
-    <ds:schemaRef ds:uri="http://schemas.microsoft.com/sharepoint/v3/contenttype/forms"/>
+    <ds:schemaRef ds:uri="http://schemas.openxmlformats.org/officeDocument/2006/bibliography"/>
   </ds:schemaRefs>
 </ds:datastoreItem>
 </file>
 
-<file path=customXml/itemProps4.xml><?xml version="1.0" encoding="utf-8"?>
+<file path=customXml/itemProps3.xml><?xml version="1.0" encoding="utf-8"?>
 <ds:datastoreItem xmlns:ds="http://schemas.openxmlformats.org/officeDocument/2006/customXml" ds:itemID="{D4F4F9E2-A2A0-4D69-9A72-A13EEA1F6DDF}">
   <ds:schemaRefs>
     <ds:schemaRef ds:uri="http://schemas.microsoft.com/office/2006/metadata/contentType"/>
@@ -6738,4 +6730,12 @@
     <ds:schemaRef ds:uri="http://schemas.microsoft.com/internal/obd"/>
   </ds:schemaRefs>
 </ds:datastoreItem>
+</file>
+
+<file path=customXml/itemProps4.xml><?xml version="1.0" encoding="utf-8"?>
+<ds:datastoreItem xmlns:ds="http://schemas.openxmlformats.org/officeDocument/2006/customXml" ds:itemID="{B123A5A5-C04E-40C2-A6AE-9CA90B3947A9}">
+  <ds:schemaRefs>
+    <ds:schemaRef ds:uri="http://schemas.microsoft.com/sharepoint/v3/contenttype/forms"/>
+  </ds:schemaRefs>
+</ds:datastoreItem>
 </file>